--- a/docs/23_Glossary.docx
+++ b/docs/23_Glossary.docx
@@ -2890,7 +2890,7 @@
                 <w:sz w:val="19"/>
                 <w:szCs w:val="19"/>
               </w:rPr>
-              <w:t>Documents 00, 01, 02, 12–15 and 20–23, listed in document 01 Table 9.1 and in docs/README.md. Everything a human reads in lifecycle sequence is numbered and lives in docs/.</w:t>
+              <w:t>Documents 00, 01, 02, 12–15, 20–23 and 25, listed in document 01 Table 9.1 and in docs/README.md. Everything a human reads in lifecycle sequence is numbered and lives in docs/.</w:t>
             </w:r>
           </w:p>
         </w:tc>
@@ -10807,22 +10807,6 @@
                 <w:szCs w:val="19"/>
               </w:rPr>
               <w:t>pStartPeriod</w:t>
-            </w:r>
-            <w:proofErr w:type="spellEnd"/>
-            <w:r>
-              <w:rPr>
-                <w:sz w:val="19"/>
-                <w:szCs w:val="19"/>
-              </w:rPr>
-              <w:t xml:space="preserve">, </w:t>
-            </w:r>
-            <w:proofErr w:type="spellStart"/>
-            <w:r>
-              <w:rPr>
-                <w:sz w:val="19"/>
-                <w:szCs w:val="19"/>
-              </w:rPr>
-              <w:t>pEndPeriod</w:t>
             </w:r>
             <w:proofErr w:type="spellEnd"/>
             <w:r>

--- a/docs/23_Glossary.docx
+++ b/docs/23_Glossary.docx
@@ -2890,7 +2890,7 @@
                 <w:sz w:val="19"/>
                 <w:szCs w:val="19"/>
               </w:rPr>
-              <w:t>Documents 00, 01, 02, 12–15, 20–23 and 25, listed in document 01 Table 9.1 and in docs/README.md. Everything a human reads in lifecycle sequence is numbered and lives in docs/.</w:t>
+              <w:t>Documents 00, 01, 02, 12–15, 20–23, 25 and 26, listed in document 01 Table 9.1 and in docs/README.md. Everything a human reads in lifecycle sequence is numbered and lives in docs/.</w:t>
             </w:r>
           </w:p>
         </w:tc>

--- a/docs/23_Glossary.docx
+++ b/docs/23_Glossary.docx
@@ -4547,7 +4547,7 @@
                 <w:sz w:val="19"/>
                 <w:szCs w:val="19"/>
               </w:rPr>
-              <w:t>Nineteen codes are used, listed in document 02 Table 3.1 and mapped to display names in RefMappings.xlsx.</w:t>
+              <w:t>The set is discovered at refresh rather than fixed — twenty-one codes on 22 September 2026. Document 02 Table 3.1 is a dated snapshot of it; display names are mapped in RefMappings.xlsx.</w:t>
             </w:r>
           </w:p>
         </w:tc>
